--- a/arb/docx/51.content.docx
+++ b/arb/docx/51.content.docx
@@ -9,6 +9,8 @@
       </w:pPr>
       <w:r>
         <w:rPr>
+          <w:rtl/>
+          <w:cs/>
           <w:lang w:val="ar_AE" w:bidi="ar_AE"/>
         </w:rPr>
       </w:r>
@@ -20,12 +22,16 @@
       </w:pPr>
       <w:r>
         <w:rPr>
+          <w:rtl/>
+          <w:cs/>
           <w:lang w:val="ar_AE" w:bidi="ar_AE"/>
         </w:rPr>
         <w:t>Resource: Biblica Study Notes</w:t>
       </w:r>
       <w:r>
         <w:rPr>
+          <w:rtl/>
+          <w:cs/>
           <w:lang w:val="ar_AE" w:bidi="ar_AE"/>
         </w:rPr>
       </w:r>
@@ -36,53 +42,71 @@
       </w:pPr>
       <w:r>
         <w:rPr>
+          <w:rtl/>
+          <w:cs/>
           <w:lang w:val="ar_AE" w:bidi="ar_AE"/>
         </w:rPr>
       </w:r>
       <w:r>
         <w:rPr>
           <w:b/>
+          <w:rtl/>
+          <w:cs/>
           <w:lang w:val="ar_AE" w:bidi="ar_AE"/>
         </w:rPr>
         <w:t>Biblica Study Notes (Book Intros)</w:t>
       </w:r>
       <w:r>
         <w:rPr>
+          <w:rtl/>
+          <w:cs/>
           <w:lang w:val="ar_AE" w:bidi="ar_AE"/>
         </w:rPr>
         <w:t xml:space="preserve"> © 2023 Biblica Inc. Released under CC BY-SA 4.0 license. </w:t>
       </w:r>
       <w:r>
         <w:rPr>
+          <w:rtl/>
+          <w:cs/>
           <w:lang w:val="ar_AE" w:bidi="ar_AE"/>
         </w:rPr>
         <w:t>Biblica Study Notes</w:t>
       </w:r>
       <w:r>
         <w:rPr>
+          <w:rtl/>
+          <w:cs/>
           <w:lang w:val="ar_AE" w:bidi="ar_AE"/>
         </w:rPr>
         <w:t xml:space="preserve"> has been adapted in the following languages: Tok Pisin, Arabic (عربي), French (Français), Hindi (हिंदी), Indonesian (Bahasa Indonesia), Portuguese (Português), Russian (Русский), Spanish (Español), Swahili (Kiswahili), and Simplified Chinese (简体中文)from </w:t>
       </w:r>
       <w:r>
         <w:rPr>
+          <w:rtl/>
+          <w:cs/>
           <w:lang w:val="ar_AE" w:bidi="ar_AE"/>
         </w:rPr>
         <w:t>Biblica Study Notes</w:t>
       </w:r>
       <w:r>
         <w:rPr>
+          <w:rtl/>
+          <w:cs/>
           <w:lang w:val="ar_AE" w:bidi="ar_AE"/>
         </w:rPr>
         <w:t xml:space="preserve"> © 2023 Biblica Inc. Released under CC BY-SA 4.0 license by Mission Mutual</w:t>
       </w:r>
       <w:r>
         <w:rPr>
-          <w:lang w:val="ar_AE" w:bidi="ar_AE"/>
-        </w:rPr>
-      </w:r>
-      <w:r>
-        <w:rPr>
+          <w:rtl/>
+          <w:cs/>
+          <w:lang w:val="ar_AE" w:bidi="ar_AE"/>
+        </w:rPr>
+      </w:r>
+      <w:r>
+        <w:rPr>
+          <w:rtl/>
+          <w:cs/>
           <w:lang w:val="ar_AE" w:bidi="ar_AE"/>
         </w:rPr>
       </w:r>
@@ -94,6 +118,8 @@
       </w:pPr>
       <w:r>
         <w:rPr>
+          <w:rtl/>
+          <w:cs/>
           <w:lang w:val="ar_AE" w:bidi="ar_AE"/>
         </w:rPr>
         <w:t>Biblica Study Notes</w:t>
@@ -123,6 +149,8 @@
       </w:pPr>
       <w:r>
         <w:rPr>
+          <w:rtl/>
+          <w:cs/>
           <w:lang w:val="ar_AE" w:bidi="ar_AE"/>
         </w:rPr>
       </w:r>
@@ -134,12 +162,16 @@
       </w:pPr>
       <w:r>
         <w:rPr>
+          <w:rtl/>
+          <w:cs/>
           <w:lang w:val="ar_AE" w:bidi="ar_AE"/>
         </w:rPr>
         <w:t>COL</w:t>
       </w:r>
       <w:r>
         <w:rPr>
+          <w:rtl/>
+          <w:cs/>
           <w:lang w:val="ar_AE" w:bidi="ar_AE"/>
         </w:rPr>
       </w:r>
@@ -150,22 +182,30 @@
       </w:pPr>
       <w:r>
         <w:rPr>
-          <w:lang w:val="ar_AE" w:bidi="ar_AE"/>
-        </w:rPr>
-      </w:r>
-      <w:r>
-        <w:rPr>
+          <w:rtl/>
+          <w:cs/>
+          <w:lang w:val="ar_AE" w:bidi="ar_AE"/>
+        </w:rPr>
+      </w:r>
+      <w:r>
+        <w:rPr>
+          <w:rtl/>
+          <w:cs/>
           <w:lang w:val="ar_AE" w:bidi="ar_AE"/>
         </w:rPr>
         <w:t xml:space="preserve"> </w:t>
       </w:r>
       <w:r>
         <w:rPr>
-          <w:lang w:val="ar_AE" w:bidi="ar_AE"/>
-        </w:rPr>
-      </w:r>
-      <w:r>
-        <w:rPr>
+          <w:rtl/>
+          <w:cs/>
+          <w:lang w:val="ar_AE" w:bidi="ar_AE"/>
+        </w:rPr>
+      </w:r>
+      <w:r>
+        <w:rPr>
+          <w:rtl/>
+          <w:cs/>
           <w:lang w:val="ar_AE" w:bidi="ar_AE"/>
         </w:rPr>
       </w:r>
@@ -191,6 +231,8 @@
       </w:pPr>
       <w:r>
         <w:rPr>
+          <w:rtl/>
+          <w:cs/>
           <w:lang w:val="ar_AE" w:bidi="ar_AE"/>
         </w:rPr>
       </w:r>
@@ -202,12 +244,16 @@
       </w:pPr>
       <w:r>
         <w:rPr>
+          <w:rtl/>
+          <w:cs/>
           <w:lang w:val="ar_AE" w:bidi="ar_AE"/>
         </w:rPr>
         <w:t>كولوسي</w:t>
       </w:r>
       <w:r>
         <w:rPr>
+          <w:rtl/>
+          <w:cs/>
           <w:lang w:val="ar_AE" w:bidi="ar_AE"/>
         </w:rPr>
       </w:r>
@@ -218,18 +264,24 @@
       </w:pPr>
       <w:r>
         <w:rPr>
+          <w:rtl/>
+          <w:cs/>
           <w:lang w:val="ar_AE" w:bidi="ar_AE"/>
         </w:rPr>
       </w:r>
       <w:r>
         <w:rPr>
           <w:b/>
+          <w:rtl/>
+          <w:cs/>
           <w:lang w:val="ar_AE" w:bidi="ar_AE"/>
         </w:rPr>
         <w:t>ما هي رسالة</w:t>
       </w:r>
       <w:r>
         <w:rPr>
+          <w:rtl/>
+          <w:cs/>
           <w:lang w:val="ar_AE" w:bidi="ar_AE"/>
         </w:rPr>
         <w:t xml:space="preserve"> </w:t>
@@ -237,6 +289,8 @@
       <w:r>
         <w:rPr>
           <w:b/>
+          <w:rtl/>
+          <w:cs/>
           <w:lang w:val="ar_AE" w:bidi="ar_AE"/>
         </w:rPr>
         <w:t>كولوسي؟</w:t>
@@ -251,11 +305,15 @@
       </w:pPr>
       <w:r>
         <w:rPr>
-          <w:lang w:val="ar_AE" w:bidi="ar_AE"/>
-        </w:rPr>
-      </w:r>
-      <w:r>
-        <w:rPr>
+          <w:rtl/>
+          <w:cs/>
+          <w:lang w:val="ar_AE" w:bidi="ar_AE"/>
+        </w:rPr>
+      </w:r>
+      <w:r>
+        <w:rPr>
+          <w:rtl/>
+          <w:cs/>
           <w:lang w:val="ar_AE" w:bidi="ar_AE"/>
         </w:rPr>
         <w:t>رسالة كولوسي هي رسالة من الرسول بولس. ولقد ساعد تيموثاوس بولس في كتابتها.</w:t>
@@ -270,11 +328,15 @@
       </w:pPr>
       <w:r>
         <w:rPr>
-          <w:lang w:val="ar_AE" w:bidi="ar_AE"/>
-        </w:rPr>
-      </w:r>
-      <w:r>
-        <w:rPr>
+          <w:rtl/>
+          <w:cs/>
+          <w:lang w:val="ar_AE" w:bidi="ar_AE"/>
+        </w:rPr>
+      </w:r>
+      <w:r>
+        <w:rPr>
+          <w:rtl/>
+          <w:cs/>
           <w:lang w:val="ar_AE" w:bidi="ar_AE"/>
         </w:rPr>
         <w:t>كان بولس في السجن عندما كتب هذه الرسالة. ويُعتقد أنه كتبها حوالي عام 60 ميلادي.</w:t>
@@ -286,12 +348,16 @@
       </w:pPr>
       <w:r>
         <w:rPr>
+          <w:rtl/>
+          <w:cs/>
           <w:lang w:val="ar_AE" w:bidi="ar_AE"/>
         </w:rPr>
       </w:r>
       <w:r>
         <w:rPr>
           <w:b/>
+          <w:rtl/>
+          <w:cs/>
           <w:lang w:val="ar_AE" w:bidi="ar_AE"/>
         </w:rPr>
         <w:t>لمن كُتبت رسالة كولوسي؟</w:t>
@@ -306,11 +372,15 @@
       </w:pPr>
       <w:r>
         <w:rPr>
-          <w:lang w:val="ar_AE" w:bidi="ar_AE"/>
-        </w:rPr>
-      </w:r>
-      <w:r>
-        <w:rPr>
+          <w:rtl/>
+          <w:cs/>
+          <w:lang w:val="ar_AE" w:bidi="ar_AE"/>
+        </w:rPr>
+      </w:r>
+      <w:r>
+        <w:rPr>
+          <w:rtl/>
+          <w:cs/>
           <w:lang w:val="ar_AE" w:bidi="ar_AE"/>
         </w:rPr>
         <w:t>إلى المؤمنين في مدينة كولوسي. كان بعضهم يهودًا ولكن معظمهم كانوا من الأمم.</w:t>
@@ -325,11 +395,15 @@
       </w:pPr>
       <w:r>
         <w:rPr>
-          <w:lang w:val="ar_AE" w:bidi="ar_AE"/>
-        </w:rPr>
-      </w:r>
-      <w:r>
-        <w:rPr>
+          <w:rtl/>
+          <w:cs/>
+          <w:lang w:val="ar_AE" w:bidi="ar_AE"/>
+        </w:rPr>
+      </w:r>
+      <w:r>
+        <w:rPr>
+          <w:rtl/>
+          <w:cs/>
           <w:lang w:val="ar_AE" w:bidi="ar_AE"/>
         </w:rPr>
         <w:t>تمت قراءة الرسالة بصوت عالٍ في الكنائس في جميع أنحاء منطقة كولوسي.</w:t>
@@ -344,11 +418,15 @@
       </w:pPr>
       <w:r>
         <w:rPr>
-          <w:lang w:val="ar_AE" w:bidi="ar_AE"/>
-        </w:rPr>
-      </w:r>
-      <w:r>
-        <w:rPr>
+          <w:rtl/>
+          <w:cs/>
+          <w:lang w:val="ar_AE" w:bidi="ar_AE"/>
+        </w:rPr>
+      </w:r>
+      <w:r>
+        <w:rPr>
+          <w:rtl/>
+          <w:cs/>
           <w:lang w:val="ar_AE" w:bidi="ar_AE"/>
         </w:rPr>
         <w:t>يدرك أتباع يسوع أن رسالة كولوسي تشارك الحق عن يسوع. لذلك فهي لجميع الناس في كل مكان.</w:t>
@@ -360,12 +438,16 @@
       </w:pPr>
       <w:r>
         <w:rPr>
+          <w:rtl/>
+          <w:cs/>
           <w:lang w:val="ar_AE" w:bidi="ar_AE"/>
         </w:rPr>
       </w:r>
       <w:r>
         <w:rPr>
           <w:b/>
+          <w:rtl/>
+          <w:cs/>
           <w:lang w:val="ar_AE" w:bidi="ar_AE"/>
         </w:rPr>
         <w:t>لماذا كُتبت رسالة كولوسي؟</w:t>
@@ -380,11 +462,15 @@
       </w:pPr>
       <w:r>
         <w:rPr>
-          <w:lang w:val="ar_AE" w:bidi="ar_AE"/>
-        </w:rPr>
-      </w:r>
-      <w:r>
-        <w:rPr>
+          <w:rtl/>
+          <w:cs/>
+          <w:lang w:val="ar_AE" w:bidi="ar_AE"/>
+        </w:rPr>
+      </w:r>
+      <w:r>
+        <w:rPr>
+          <w:rtl/>
+          <w:cs/>
           <w:lang w:val="ar_AE" w:bidi="ar_AE"/>
         </w:rPr>
         <w:t>لإخبار المؤمنين في كولوسي عن أحوال بولس خلال وجوده في السجن.</w:t>
@@ -399,11 +485,15 @@
       </w:pPr>
       <w:r>
         <w:rPr>
-          <w:lang w:val="ar_AE" w:bidi="ar_AE"/>
-        </w:rPr>
-      </w:r>
-      <w:r>
-        <w:rPr>
+          <w:rtl/>
+          <w:cs/>
+          <w:lang w:val="ar_AE" w:bidi="ar_AE"/>
+        </w:rPr>
+      </w:r>
+      <w:r>
+        <w:rPr>
+          <w:rtl/>
+          <w:cs/>
           <w:lang w:val="ar_AE" w:bidi="ar_AE"/>
         </w:rPr>
         <w:t>لمقاومة المُعَلِّمين الكذبة الذين كانوا يُعَلِّمون أشياء غير صحيحة.</w:t>
@@ -418,11 +508,15 @@
       </w:pPr>
       <w:r>
         <w:rPr>
-          <w:lang w:val="ar_AE" w:bidi="ar_AE"/>
-        </w:rPr>
-      </w:r>
-      <w:r>
-        <w:rPr>
+          <w:rtl/>
+          <w:cs/>
+          <w:lang w:val="ar_AE" w:bidi="ar_AE"/>
+        </w:rPr>
+      </w:r>
+      <w:r>
+        <w:rPr>
+          <w:rtl/>
+          <w:cs/>
           <w:lang w:val="ar_AE" w:bidi="ar_AE"/>
         </w:rPr>
         <w:t>لتعليم المؤمنين كيفية عيش حياتهم الجديدة في المسيح.</w:t>
@@ -434,12 +528,16 @@
       </w:pPr>
       <w:r>
         <w:rPr>
+          <w:rtl/>
+          <w:cs/>
           <w:lang w:val="ar_AE" w:bidi="ar_AE"/>
         </w:rPr>
       </w:r>
       <w:r>
         <w:rPr>
           <w:b/>
+          <w:rtl/>
+          <w:cs/>
           <w:lang w:val="ar_AE" w:bidi="ar_AE"/>
         </w:rPr>
         <w:t>الأفكار الرئيسية</w:t>
@@ -454,11 +552,15 @@
       </w:pPr>
       <w:r>
         <w:rPr>
-          <w:lang w:val="ar_AE" w:bidi="ar_AE"/>
-        </w:rPr>
-      </w:r>
-      <w:r>
-        <w:rPr>
+          <w:rtl/>
+          <w:cs/>
+          <w:lang w:val="ar_AE" w:bidi="ar_AE"/>
+        </w:rPr>
+      </w:r>
+      <w:r>
+        <w:rPr>
+          <w:rtl/>
+          <w:cs/>
           <w:lang w:val="ar_AE" w:bidi="ar_AE"/>
         </w:rPr>
         <w:t>يسوع المسيح هو رب لكل ما هو موجود.</w:t>
@@ -473,11 +575,15 @@
       </w:pPr>
       <w:r>
         <w:rPr>
-          <w:lang w:val="ar_AE" w:bidi="ar_AE"/>
-        </w:rPr>
-      </w:r>
-      <w:r>
-        <w:rPr>
+          <w:rtl/>
+          <w:cs/>
+          <w:lang w:val="ar_AE" w:bidi="ar_AE"/>
+        </w:rPr>
+      </w:r>
+      <w:r>
+        <w:rPr>
+          <w:rtl/>
+          <w:cs/>
           <w:lang w:val="ar_AE" w:bidi="ar_AE"/>
         </w:rPr>
         <w:t>كل التعاليم التي لا تُعلن يسوع كَرَبٍّ هي كاذبة.</w:t>
@@ -492,11 +598,15 @@
       </w:pPr>
       <w:r>
         <w:rPr>
-          <w:lang w:val="ar_AE" w:bidi="ar_AE"/>
-        </w:rPr>
-      </w:r>
-      <w:r>
-        <w:rPr>
+          <w:rtl/>
+          <w:cs/>
+          <w:lang w:val="ar_AE" w:bidi="ar_AE"/>
+        </w:rPr>
+      </w:r>
+      <w:r>
+        <w:rPr>
+          <w:rtl/>
+          <w:cs/>
           <w:lang w:val="ar_AE" w:bidi="ar_AE"/>
         </w:rPr>
         <w:t>يعيش المؤمنون طريقة حياة جديدة بسبب المسيح.</w:t>
@@ -508,12 +618,16 @@
       </w:pPr>
       <w:r>
         <w:rPr>
+          <w:rtl/>
+          <w:cs/>
           <w:lang w:val="ar_AE" w:bidi="ar_AE"/>
         </w:rPr>
       </w:r>
       <w:r>
         <w:rPr>
           <w:b/>
+          <w:rtl/>
+          <w:cs/>
           <w:lang w:val="ar_AE" w:bidi="ar_AE"/>
         </w:rPr>
         <w:t>مخطط السفر</w:t>
@@ -525,12 +639,16 @@
       </w:pPr>
       <w:r>
         <w:rPr>
+          <w:rtl/>
+          <w:cs/>
           <w:lang w:val="ar_AE" w:bidi="ar_AE"/>
         </w:rPr>
       </w:r>
       <w:r>
         <w:rPr>
           <w:b/>
+          <w:rtl/>
+          <w:cs/>
           <w:lang w:val="ar_AE" w:bidi="ar_AE"/>
         </w:rPr>
         <w:t>تحيات وصلاة (1:1–14).</w:t>
@@ -542,12 +660,16 @@
       </w:pPr>
       <w:r>
         <w:rPr>
+          <w:rtl/>
+          <w:cs/>
           <w:lang w:val="ar_AE" w:bidi="ar_AE"/>
         </w:rPr>
       </w:r>
       <w:r>
         <w:rPr>
           <w:b/>
+          <w:rtl/>
+          <w:cs/>
           <w:lang w:val="ar_AE" w:bidi="ar_AE"/>
         </w:rPr>
         <w:t>من هو المسيح (1:15–23).</w:t>
@@ -559,12 +681,16 @@
       </w:pPr>
       <w:r>
         <w:rPr>
+          <w:rtl/>
+          <w:cs/>
           <w:lang w:val="ar_AE" w:bidi="ar_AE"/>
         </w:rPr>
       </w:r>
       <w:r>
         <w:rPr>
           <w:b/>
+          <w:rtl/>
+          <w:cs/>
           <w:lang w:val="ar_AE" w:bidi="ar_AE"/>
         </w:rPr>
         <w:t>عمل بولس بين الأمم (1:24 – 2:5).</w:t>
@@ -576,12 +702,16 @@
       </w:pPr>
       <w:r>
         <w:rPr>
+          <w:rtl/>
+          <w:cs/>
           <w:lang w:val="ar_AE" w:bidi="ar_AE"/>
         </w:rPr>
       </w:r>
       <w:r>
         <w:rPr>
           <w:b/>
+          <w:rtl/>
+          <w:cs/>
           <w:lang w:val="ar_AE" w:bidi="ar_AE"/>
         </w:rPr>
         <w:t>المؤمنون مُكَمَّلون في يسوع المسيح (2:6–23).</w:t>
@@ -593,12 +723,16 @@
       </w:pPr>
       <w:r>
         <w:rPr>
+          <w:rtl/>
+          <w:cs/>
           <w:lang w:val="ar_AE" w:bidi="ar_AE"/>
         </w:rPr>
       </w:r>
       <w:r>
         <w:rPr>
           <w:b/>
+          <w:rtl/>
+          <w:cs/>
           <w:lang w:val="ar_AE" w:bidi="ar_AE"/>
         </w:rPr>
         <w:t>عيش حياة جديدة في المسيح (3:1 – 4:1).</w:t>
@@ -610,23 +744,31 @@
       </w:pPr>
       <w:r>
         <w:rPr>
+          <w:rtl/>
+          <w:cs/>
           <w:lang w:val="ar_AE" w:bidi="ar_AE"/>
         </w:rPr>
       </w:r>
       <w:r>
         <w:rPr>
           <w:b/>
+          <w:rtl/>
+          <w:cs/>
           <w:lang w:val="ar_AE" w:bidi="ar_AE"/>
         </w:rPr>
         <w:t>التحيات الختامية (4:2–18).</w:t>
       </w:r>
       <w:r>
         <w:rPr>
-          <w:lang w:val="ar_AE" w:bidi="ar_AE"/>
-        </w:rPr>
-      </w:r>
-      <w:r>
-        <w:rPr>
+          <w:rtl/>
+          <w:cs/>
+          <w:lang w:val="ar_AE" w:bidi="ar_AE"/>
+        </w:rPr>
+      </w:r>
+      <w:r>
+        <w:rPr>
+          <w:rtl/>
+          <w:cs/>
           <w:lang w:val="ar_AE" w:bidi="ar_AE"/>
         </w:rPr>
       </w:r>
